--- a/Articles/2026/3_DaVinci_Tips_and_Tricks/Enlightenment Summer Article Ideas/9 How to Copy and Paste Keyframes Fusion.docx
+++ b/Articles/2026/3_DaVinci_Tips_and_Tricks/Enlightenment Summer Article Ideas/9 How to Copy and Paste Keyframes Fusion.docx
@@ -7,7 +7,10 @@
         <w:pStyle w:val="Title"/>
       </w:pPr>
       <w:r>
-        <w:t xml:space="preserve">8 How to Copy and Paste Keyframes in DaVinci Resolve on </w:t>
+        <w:t>9</w:t>
+      </w:r>
+      <w:r>
+        <w:t xml:space="preserve"> How to Copy and Paste Keyframes in DaVinci Resolve on </w:t>
       </w:r>
       <w:r>
         <w:t xml:space="preserve">Fusion </w:t>
@@ -32,7 +35,13 @@
     </w:p>
     <w:p>
       <w:r>
-        <w:t>Even though we are starting out on the Edit page we will be moving into the fusion page to fine tune.</w:t>
+        <w:t>Even though</w:t>
+      </w:r>
+      <w:r>
+        <w:t>, you may have started out on the edit page, if you just added text to your project. You will have to move over to the Fusion page</w:t>
+      </w:r>
+      <w:r>
+        <w:t>.</w:t>
       </w:r>
     </w:p>
     <w:p>
@@ -564,6 +573,7 @@
       <w:r>
         <w:rPr>
           <w:rFonts w:ascii="Times New Roman" w:eastAsia="Times New Roman" w:hAnsi="Times New Roman" w:cs="Times New Roman"/>
+          <w:noProof/>
           <w:kern w:val="0"/>
           <w:sz w:val="24"/>
           <w:szCs w:val="24"/>
@@ -724,6 +734,7 @@
       <w:r>
         <w:rPr>
           <w:rFonts w:ascii="Times New Roman" w:eastAsia="Times New Roman" w:hAnsi="Times New Roman" w:cs="Times New Roman"/>
+          <w:noProof/>
           <w:kern w:val="0"/>
           <w:sz w:val="24"/>
           <w:szCs w:val="24"/>
@@ -895,6 +906,7 @@
       <w:r>
         <w:rPr>
           <w:rFonts w:ascii="Times New Roman" w:eastAsia="Times New Roman" w:hAnsi="Times New Roman" w:cs="Times New Roman"/>
+          <w:noProof/>
           <w:kern w:val="0"/>
           <w:sz w:val="24"/>
           <w:szCs w:val="24"/>
@@ -992,29 +1004,7 @@
           <w:szCs w:val="24"/>
           <w14:ligatures w14:val="none"/>
         </w:rPr>
-        <w:t xml:space="preserve"> to move the text, we could move it left right top or bottom. I will move it off to the right. </w:t>
-      </w:r>
-      <w:proofErr w:type="gramStart"/>
-      <w:r>
-        <w:rPr>
-          <w:rFonts w:ascii="Times New Roman" w:eastAsia="Times New Roman" w:hAnsi="Times New Roman" w:cs="Times New Roman"/>
-          <w:kern w:val="0"/>
-          <w:sz w:val="24"/>
-          <w:szCs w:val="24"/>
-          <w14:ligatures w14:val="none"/>
-        </w:rPr>
-        <w:t>Make</w:t>
-      </w:r>
-      <w:proofErr w:type="gramEnd"/>
-      <w:r>
-        <w:rPr>
-          <w:rFonts w:ascii="Times New Roman" w:eastAsia="Times New Roman" w:hAnsi="Times New Roman" w:cs="Times New Roman"/>
-          <w:kern w:val="0"/>
-          <w:sz w:val="24"/>
-          <w:szCs w:val="24"/>
-          <w14:ligatures w14:val="none"/>
-        </w:rPr>
-        <w:t xml:space="preserve"> sure DaVinci knows what you want your starting point to be, so make sure you set a diamond to red on frame one for this too.</w:t>
+        <w:t xml:space="preserve"> to move the text, we could move it left right top or bottom. I will move it off to the right. Make sure DaVinci knows what you want your starting point to be, so make sure you set a diamond to red on frame one for this too.</w:t>
       </w:r>
     </w:p>
     <w:p>
@@ -1031,6 +1021,7 @@
       <w:r>
         <w:rPr>
           <w:rFonts w:ascii="Times New Roman" w:eastAsia="Times New Roman" w:hAnsi="Times New Roman" w:cs="Times New Roman"/>
+          <w:noProof/>
           <w:kern w:val="0"/>
           <w:sz w:val="24"/>
           <w:szCs w:val="24"/>
@@ -1139,6 +1130,7 @@
       <w:r>
         <w:rPr>
           <w:rFonts w:ascii="Times New Roman" w:eastAsia="Times New Roman" w:hAnsi="Times New Roman" w:cs="Times New Roman"/>
+          <w:noProof/>
           <w:kern w:val="0"/>
           <w:sz w:val="24"/>
           <w:szCs w:val="24"/>
@@ -1243,6 +1235,7 @@
       <w:r>
         <w:rPr>
           <w:rFonts w:ascii="Times New Roman" w:eastAsia="Times New Roman" w:hAnsi="Times New Roman" w:cs="Times New Roman"/>
+          <w:noProof/>
           <w:kern w:val="0"/>
           <w:sz w:val="24"/>
           <w:szCs w:val="24"/>
